--- a/por/docx/12.content.docx
+++ b/por/docx/12.content.docx
@@ -11,6 +11,15 @@
         <w:pStyle w:val="Heading2"/>
       </w:pPr>
       <w:r>
+        <w:t>Resource: Notas de Estudo (Tyndale)</w:t>
+      </w:r>
+      <w:r/>
+    </w:p>
+    <w:p>
+      <w:pPr>
+        <w:pStyle w:val="Heading2"/>
+      </w:pPr>
+      <w:r>
         <w:t>License Information</w:t>
       </w:r>
       <w:r/>
@@ -21,7 +30,7 @@
         <w:rPr>
           <w:b/>
         </w:rPr>
-        <w:t>Study Notes (Tyndale)</w:t>
+        <w:t>Notas de Estudo (Tyndale)</w:t>
       </w:r>
       <w:r>
         <w:t xml:space="preserve"> (Portuguese) is based on</w:t>
@@ -74,7 +83,7 @@
         <w:pStyle w:val="Heading1"/>
       </w:pPr>
       <w:r>
-        <w:t>Study Notes (Tyndale)</w:t>
+        <w:t>Notas de Estudo (Tyndale)</w:t>
       </w:r>
     </w:p>
     <w:p>
@@ -83,6 +92,51 @@
           <w:headerReference w:type="even" r:id="rId8"/>
           <w:headerReference w:type="default" r:id="rId9"/>
           <w:footerReference w:type="default" r:id="rId10"/>
+          <w:footnotePr>
+            <w:numRestart w:val="eachSect"/>
+          </w:footnotePr>
+          <w:type w:val="continuous"/>
+          <w:pgSz w:w="12240" w:h="15840" w:code="1"/>
+          <w:pgMar w:top="1440" w:right="1440" w:bottom="1440" w:left="1440" w:header="504" w:footer="504" w:gutter="0"/>
+          <w:cols w:space="708"/>
+          <w:titlePg/>
+          <w:docGrid w:linePitch="360"/>
+        </w:sectPr>
+      </w:pPr>
+    </w:p>
+    <w:p>
+      <w:r/>
+    </w:p>
+    <w:p>
+      <w:pPr>
+        <w:pStyle w:val="Heading2"/>
+      </w:pPr>
+      <w:r>
+        <w:t>2KI</w:t>
+      </w:r>
+      <w:r/>
+    </w:p>
+    <w:p>
+      <w:r/>
+      <w:r>
+        <w:rPr>
+          <w:i/>
+        </w:rPr>
+        <w:t>2 Reis 1.1, 2 Reis 1.2, 2 Reis 1.3–4, 2 Reis 1.9–10, 2 Reis 1.11–13, 2 Reis 1.13–14, 2 Reis 1.15, 2 Reis 1.16, 2 Reis 1.17, 2 Reis 2.1–18, 2 Reis 2.2–6, 2 Reis 2.8, 2 Reis 2.9–10, 2 Reis 2.11, 2 Reis 2.12, 2 Reis 2.13–15, 2 Reis 2.16–18, 2 Reis 2.20–22, 2 Reis 2.23, 2 Reis 3.2, 2 Reis 3.4–5, 2 Reis 3.4–27, 2 Reis 3.6–7, 2 Reis 3.8–9, 2 Reis 3.11–12, 2 Reis 3.13–14, 2 Reis 3.15, 2 Reis 3.18–20, 2 Reis 3.24–25, 2 Reis 3.26, 2 Reis 3.27, 2 Reis 4.1, 2 Reis 4.4, 2 Reis 4.5–6, 2 Reis 4.8–37, 2 Reis 4.9–10, 2 Reis 4.11–14, 2 Reis 4.15–16, 2 Reis 4.18–20, 2 Reis 4.21, 2 Reis 4.24–26, 2 Reis 4.27, 2 Reis 4.28, 2 Reis 4.29, 2 Reis 4.31, 2 Reis 4.33, 2 Reis 4.34–35, 2 Reis 4.36–37, 2 Reis 4.38, 2 Reis 4.39–41, 2 Reis 4.42–44, 2 Reis 5.1, 2 Reis 5.2–3, 2 Reis 5.5–6, 2 Reis 5.7, 2 Reis 5.8, 2 Reis 5.9–12, 2 Reis 5.13–14, 2 Reis 5.15–16, 2 Reis 5.17, 2 Reis 5.18, 2 Reis 5.22–23, 2 Reis 5.24, 2 Reis 5.25–27, 2 Reis 6.1–2, 2 Reis 6.5, 2 Reis 6.8–10, 2 Reis 6.11–14, 2 Reis 6.15, 2 Reis 6.16–17, 2 Reis 6.21, 2 Reis 6.23, 2 Reis 6.24–25, 2 Reis 6.26–29, 2 Reis 6.30, 2 Reis 6.31, 2 Reis 6.32, 2 Reis 6.33, 2 Reis 7.1, 2 Reis 7.2, 2 Reis 7.3, 2 Reis 7.5–7, 2 Reis 7.8–9, 2 Reis 7.10–12, 2 Reis 7.13–17, 2 Reis 7.18–20, 2 Reis 8.3, 2 Reis 8.4–5, 2 Reis 8.6, 2 Reis 8.7, 2 Reis 8.8, 2 Reis 8.9, 2 Reis 8.10, 2 Reis 8.11, 2 Reis 8.13, 2 Reis 8.15, 2 Reis 8.16, 2 Reis 8.17, 2 Reis 8.18, 2 Reis 8.19, 2 Reis 8.22, 2 Reis 8.24, 2 Reis 8.25, 2 Reis 8.28–29, 2 Reis 9.1–3, 2 Reis 9.1–37, 2 Reis 9.2, 2 Reis 9.4–10, 2 Reis 9.11, 2 Reis 9.13, 2 Reis 9.14–15, 2 Reis 9.16, 2 Reis 9.21, 2 Reis 9.22–24, 2 Reis 9.27–28, 2 Reis 9.30, 2 Reis 9.31, 2 Reis 9.32–33, 2 Reis 9.34, 2 Reis 9.34–37, 2 Reis 10.1, 2 Reis 10.1–27, 2 Reis 10.2–5, 2 Reis 10.6–7, 2 Reis 10.9–10, 2 Reis 10.11, 2 Reis 10.12–14, 2 Reis 10.15, 2 Reis 10.18–19, 2 Reis 10.18–27, 2 Reis 10.25–26, 2 Reis 10.27, 2 Reis 10.28–29, 2 Reis 10.30, 2 Reis 10.31–33, 2 Reis 11.1–16, 2 Reis 11.2, 2 Reis 11.3, 2 Reis 11.4, 2 Reis 11.5–8, 2 Reis 11.11–12, 2 Reis 11.13–14, 2 Reis 11.16, 2 Reis 11.17, 2 Reis 11.18, 2 Reis 11.19–20, 2 Reis 11.21–12.21, 2 Reis 12.1, 2 Reis 12.2–3, 2 Reis 12.4–8, 2 Reis 12.9–11, 2 Reis 12.17, 2 Reis 12.18, 2 Reis 12.20, 2 Reis 12.20–21, 2 Reis 13.1–2, 2 Reis 13.3, 2 Reis 13.4–5, 2 Reis 13.6, 2 Reis 13.7, 2 Reis 13.10–13, 2 Reis 13.14, 2 Reis 13.15–17, 2 Reis 13.18–19, 2 Reis 13.20–21, 2 Reis 13.23, 2 Reis 13.24–25, 2 Reis 14.1–2, 2 Reis 14.3–4, 2 Reis 14.5–6, 2 Reis 14.7, 2 Reis 14.8, 2 Reis 14.9–10, 2 Reis 14.11–12, 2 Reis 14.13–14, 2 Reis 14.17–18, 2 Reis 14.19–20, 2 Reis 14.21, 2 Reis 14.22, 2 Reis 14.23, 2 Reis 14.24, 2 Reis 14.25, 2 Reis 14.26–28, 2 Reis 15.1–3, 2 Reis 15.4, 2 Reis 15.5, 2 Reis 15.8–12, 2 Reis 15.13, 2 Reis 15.14, 2 Reis 15.16, 2 Reis 15.19–20, 2 Reis 15.23–25, 2 Reis 15.27, 2 Reis 15.29–30, 2 Reis 15.32–33, 2 Reis 15.34–35, 2 Reis 15.37, 2 Reis 16.1–2, 2 Reis 16.2–3, 2 Reis 16.5–6, 2 Reis 16.6, 2 Reis 16.7–9, 2 Reis 16.9, 2 Reis 16.10–11, 2 Reis 16.12–13, 2 Reis 16.14, 2 Reis 16.15–16, 2 Reis 16.17–18, 2 Reis 16.19, 2 Reis 17.1, 2 Reis 17.1–23, 2 Reis 17.2, 2 Reis 17.3–4, 2 Reis 17.5–6, 2 Reis 17.7, 2 Reis 17.8–13, 2 Reis 17.11, 2 Reis 17.14–15, 2 Reis 17.16–17, 2 Reis 17.18–20, 2 Reis 17.21–23, 2 Reis 17.24, 2 Reis 17.24–41, 2 Reis 17.26–31, 2 Reis 17:32–34, 2 Reis 17.35–39, 2 Reis 17.40–41, 2 Reis 18.1–2, 2 Reis 18.1–12, 2 Reis 18.3–4, 2 Reis 18.5–6, 2 Reis 18.7–8, 2 Reis 18.9–12, 2 Reis 18.13, 2 Reis 18.14, 2 Reis 18.15–16, 2 Reis 18.17, 2 Reis 18.19–22, 2 Reis 18.23–24, 2 Reis 18.25, 2 Reis 18.26, 2 Reis 18.27, 2 Reis 18.28–30, 2 Reis 18.31–32, 2 Reis 18.32–35, 2 Reis 18.37, 2 Reis 19.1, 2 Reis 19.2–3, 2 Reis 19.4, 2 Reis 19.8, 2 Reis 19.9, 2 Reis 19.10–13, 2 Reis 19.14–19, 2 Reis 19.16–19, 2 Reis 19.21–28, 2 Reis 19.23–24, 2 Reis 19.25–26, 2 Reis 19.27–28, 2 Reis 19.29–30, 2 Reis 19.31, 2 Reis 19.32–34, 2 Reis 19.35, 2 Reis 19.36, 2 Reis 19.37, 2 Reis 20.1, 2 Reis 20.1–19, 2 Reis 20.2–3, 2 Reis 20.5, 2 Reis 20.6, 2 Reis 20.8, 2 Reis 20.10, 2 Reis 20.12–13, 2 Reis 20.17, 2 Reis 20.18, 2 Reis 20.20, 2 Reis 21.1–2, 2 Reis 21.3–5, 2 Reis 21.6, 2 Reis 21.11, 2 Reis 21.12, 2 Reis 21.14–15, 2 Reis 21.16, 2 Reis 21.17, 2 Reis 21.18, 2 Reis 21.19–22, 2 Reis 21.26, 2 Reis 22.1–2, 2 Reis 22.3–4, 2 Reis 22.5–7, 2 Reis 22.8–10, 2 Reis 22.11–13, 2 Reis 22.14, 2 Reis 22.15–17, 2 Reis 22.18–20, 2 Reis 23.1–2, 2 Reis 23.3, 2 Reis 23.4, 2 Reis 23.5–7, 2 Reis 23.8–9, 2 Reis 23.10, 2 Reis 23.11, 2 Reis 23.12, 2 Reis 23.13, 2 Reis 23.15–17, 2 Reis 23.19–20, 2 Reis 23.21–23, 2 Reis 23.24–25, 2 Reis 23.26–27, 2 Reis 23.28–30, 2 Reis 23.29, 2 Reis 23.30, 2 Reis 23.31–34, 2 Reis 23.32, 2 Reis 23.33, 2 Reis 23.34, 2 Reis 23.36, 2 Reis 23.37, 2 Reis 24.1, 2 Reis 24.1–25.21, 2 Reis 24.2, 2 Reis 24.3, 2 Reis 24.4, 2 Reis 24.6, 2 Reis 24.7, 2 Reis 24.8, 2 Reis 24.10–12, 2 Reis 24.13, 2 Reis 24.14–16, 2 Reis 24.17, 2 Reis 24.18–20, 2 Reis 25.1, 2 Reis 25.4, 2 Reis 25.6, 2 Reis 25.7, 2 Reis 25.8, 2 Reis 25.9–10, 2 Reis 25.11–12, 2 Reis 25.13–16, 2 Reis 25.17, 2 Reis 25.18–20, 2 Reis 25.21, 2 Reis 25.22, 2 Reis 25.22–30, 2 Reis 25.23–24, 2 Reis 25.25, 2 Reis 25.26, 2 Reis 25.27–30</w:t>
+      </w:r>
+      <w:r/>
+    </w:p>
+    <w:p>
+      <w:r/>
+      <w:r>
+        <w:t xml:space="preserve"> </w:t>
+      </w:r>
+      <w:r/>
+      <w:r/>
+    </w:p>
+    <w:p>
+      <w:pPr>
+        <w:sectPr>
           <w:footnotePr>
             <w:numRestart w:val="eachSect"/>
           </w:footnotePr>

--- a/por/docx/12.content.docx
+++ b/por/docx/12.content.docx
@@ -163,13 +163,6 @@
         <w:rPr>
           <w:lang w:val="pt_PT" w:bidi="pt_PT"/>
         </w:rPr>
-      </w:r>
-      <w:r>
-        <w:rPr>
-          <w:i/>
-          <w:lang w:val="pt_PT" w:bidi="pt_PT"/>
-        </w:rPr>
-        <w:t>2 Reis 1.1, 2 Reis 1.2, 2 Reis 1.3–4, 2 Reis 1.9–10, 2 Reis 1.11–13, 2 Reis 1.13–14, 2 Reis 1.15, 2 Reis 1.16, 2 Reis 1.17, 2 Reis 2.1–18, 2 Reis 2.2–6, 2 Reis 2.8, 2 Reis 2.9–10, 2 Reis 2.11, 2 Reis 2.12, 2 Reis 2.13–15, 2 Reis 2.16–18, 2 Reis 2.20–22, 2 Reis 2.23, 2 Reis 3.2, 2 Reis 3.4–5, 2 Reis 3.4–27, 2 Reis 3.6–7, 2 Reis 3.8–9, 2 Reis 3.11–12, 2 Reis 3.13–14, 2 Reis 3.15, 2 Reis 3.18–20, 2 Reis 3.24–25, 2 Reis 3.26, 2 Reis 3.27, 2 Reis 4.1, 2 Reis 4.4, 2 Reis 4.5–6, 2 Reis 4.8–37, 2 Reis 4.9–10, 2 Reis 4.11–14, 2 Reis 4.15–16, 2 Reis 4.18–20, 2 Reis 4.21, 2 Reis 4.24–26, 2 Reis 4.27, 2 Reis 4.28, 2 Reis 4.29, 2 Reis 4.31, 2 Reis 4.33, 2 Reis 4.34–35, 2 Reis 4.36–37, 2 Reis 4.38, 2 Reis 4.39–41, 2 Reis 4.42–44, 2 Reis 5.1, 2 Reis 5.2–3, 2 Reis 5.5–6, 2 Reis 5.7, 2 Reis 5.8, 2 Reis 5.9–12, 2 Reis 5.13–14, 2 Reis 5.15–16, 2 Reis 5.17, 2 Reis 5.18, 2 Reis 5.22–23, 2 Reis 5.24, 2 Reis 5.25–27, 2 Reis 6.1–2, 2 Reis 6.5, 2 Reis 6.8–10, 2 Reis 6.11–14, 2 Reis 6.15, 2 Reis 6.16–17, 2 Reis 6.21, 2 Reis 6.23, 2 Reis 6.24–25, 2 Reis 6.26–29, 2 Reis 6.30, 2 Reis 6.31, 2 Reis 6.32, 2 Reis 6.33, 2 Reis 7.1, 2 Reis 7.2, 2 Reis 7.3, 2 Reis 7.5–7, 2 Reis 7.8–9, 2 Reis 7.10–12, 2 Reis 7.13–17, 2 Reis 7.18–20, 2 Reis 8.3, 2 Reis 8.4–5, 2 Reis 8.6, 2 Reis 8.7, 2 Reis 8.8, 2 Reis 8.9, 2 Reis 8.10, 2 Reis 8.11, 2 Reis 8.13, 2 Reis 8.15, 2 Reis 8.16, 2 Reis 8.17, 2 Reis 8.18, 2 Reis 8.19, 2 Reis 8.22, 2 Reis 8.24, 2 Reis 8.25, 2 Reis 8.28–29, 2 Reis 9.1–3, 2 Reis 9.1–37, 2 Reis 9.2, 2 Reis 9.4–10, 2 Reis 9.11, 2 Reis 9.13, 2 Reis 9.14–15, 2 Reis 9.16, 2 Reis 9.21, 2 Reis 9.22–24, 2 Reis 9.27–28, 2 Reis 9.30, 2 Reis 9.31, 2 Reis 9.32–33, 2 Reis 9.34, 2 Reis 9.34–37, 2 Reis 10.1, 2 Reis 10.1–27, 2 Reis 10.2–5, 2 Reis 10.6–7, 2 Reis 10.9–10, 2 Reis 10.11, 2 Reis 10.12–14, 2 Reis 10.15, 2 Reis 10.18–19, 2 Reis 10.18–27, 2 Reis 10.25–26, 2 Reis 10.27, 2 Reis 10.28–29, 2 Reis 10.30, 2 Reis 10.31–33, 2 Reis 11.1–16, 2 Reis 11.2, 2 Reis 11.3, 2 Reis 11.4, 2 Reis 11.5–8, 2 Reis 11.11–12, 2 Reis 11.13–14, 2 Reis 11.16, 2 Reis 11.17, 2 Reis 11.18, 2 Reis 11.19–20, 2 Reis 11.21–12.21, 2 Reis 12.1, 2 Reis 12.2–3, 2 Reis 12.4–8, 2 Reis 12.9–11, 2 Reis 12.17, 2 Reis 12.18, 2 Reis 12.20, 2 Reis 12.20–21, 2 Reis 13.1–2, 2 Reis 13.3, 2 Reis 13.4–5, 2 Reis 13.6, 2 Reis 13.7, 2 Reis 13.10–13, 2 Reis 13.14, 2 Reis 13.15–17, 2 Reis 13.18–19, 2 Reis 13.20–21, 2 Reis 13.23, 2 Reis 13.24–25, 2 Reis 14.1–2, 2 Reis 14.3–4, 2 Reis 14.5–6, 2 Reis 14.7, 2 Reis 14.8, 2 Reis 14.9–10, 2 Reis 14.11–12, 2 Reis 14.13–14, 2 Reis 14.17–18, 2 Reis 14.19–20, 2 Reis 14.21, 2 Reis 14.22, 2 Reis 14.23, 2 Reis 14.24, 2 Reis 14.25, 2 Reis 14.26–28, 2 Reis 15.1–3, 2 Reis 15.4, 2 Reis 15.5, 2 Reis 15.8–12, 2 Reis 15.13, 2 Reis 15.14, 2 Reis 15.16, 2 Reis 15.19–20, 2 Reis 15.23–25, 2 Reis 15.27, 2 Reis 15.29–30, 2 Reis 15.32–33, 2 Reis 15.34–35, 2 Reis 15.37, 2 Reis 16.1–2, 2 Reis 16.2–3, 2 Reis 16.5–6, 2 Reis 16.6, 2 Reis 16.7–9, 2 Reis 16.9, 2 Reis 16.10–11, 2 Reis 16.12–13, 2 Reis 16.14, 2 Reis 16.15–16, 2 Reis 16.17–18, 2 Reis 16.19, 2 Reis 17.1, 2 Reis 17.1–23, 2 Reis 17.2, 2 Reis 17.3–4, 2 Reis 17.5–6, 2 Reis 17.7, 2 Reis 17.8–13, 2 Reis 17.11, 2 Reis 17.14–15, 2 Reis 17.16–17, 2 Reis 17.18–20, 2 Reis 17.21–23, 2 Reis 17.24, 2 Reis 17.24–41, 2 Reis 17.26–31, 2 Reis 17:32–34, 2 Reis 17.35–39, 2 Reis 17.40–41, 2 Reis 18.1–2, 2 Reis 18.1–12, 2 Reis 18.3–4, 2 Reis 18.5–6, 2 Reis 18.7–8, 2 Reis 18.9–12, 2 Reis 18.13, 2 Reis 18.14, 2 Reis 18.15–16, 2 Reis 18.17, 2 Reis 18.19–22, 2 Reis 18.23–24, 2 Reis 18.25, 2 Reis 18.26, 2 Reis 18.27, 2 Reis 18.28–30, 2 Reis 18.31–32, 2 Reis 18.32–35, 2 Reis 18.37, 2 Reis 19.1, 2 Reis 19.2–3, 2 Reis 19.4, 2 Reis 19.8, 2 Reis 19.9, 2 Reis 19.10–13, 2 Reis 19.14–19, 2 Reis 19.16–19, 2 Reis 19.21–28, 2 Reis 19.23–24, 2 Reis 19.25–26, 2 Reis 19.27–28, 2 Reis 19.29–30, 2 Reis 19.31, 2 Reis 19.32–34, 2 Reis 19.35, 2 Reis 19.36, 2 Reis 19.37, 2 Reis 20.1, 2 Reis 20.1–19, 2 Reis 20.2–3, 2 Reis 20.5, 2 Reis 20.6, 2 Reis 20.8, 2 Reis 20.10, 2 Reis 20.12–13, 2 Reis 20.17, 2 Reis 20.18, 2 Reis 20.20, 2 Reis 21.1–2, 2 Reis 21.3–5, 2 Reis 21.6, 2 Reis 21.11, 2 Reis 21.12, 2 Reis 21.14–15, 2 Reis 21.16, 2 Reis 21.17, 2 Reis 21.18, 2 Reis 21.19–22, 2 Reis 21.26, 2 Reis 22.1–2, 2 Reis 22.3–4, 2 Reis 22.5–7, 2 Reis 22.8–10, 2 Reis 22.11–13, 2 Reis 22.14, 2 Reis 22.15–17, 2 Reis 22.18–20, 2 Reis 23.1–2, 2 Reis 23.3, 2 Reis 23.4, 2 Reis 23.5–7, 2 Reis 23.8–9, 2 Reis 23.10, 2 Reis 23.11, 2 Reis 23.12, 2 Reis 23.13, 2 Reis 23.15–17, 2 Reis 23.19–20, 2 Reis 23.21–23, 2 Reis 23.24–25, 2 Reis 23.26–27, 2 Reis 23.28–30, 2 Reis 23.29, 2 Reis 23.30, 2 Reis 23.31–34, 2 Reis 23.32, 2 Reis 23.33, 2 Reis 23.34, 2 Reis 23.36, 2 Reis 23.37, 2 Reis 24.1, 2 Reis 24.1–25.21, 2 Reis 24.2, 2 Reis 24.3, 2 Reis 24.4, 2 Reis 24.6, 2 Reis 24.7, 2 Reis 24.8, 2 Reis 24.10–12, 2 Reis 24.13, 2 Reis 24.14–16, 2 Reis 24.17, 2 Reis 24.18–20, 2 Reis 25.1, 2 Reis 25.4, 2 Reis 25.6, 2 Reis 25.7, 2 Reis 25.8, 2 Reis 25.9–10, 2 Reis 25.11–12, 2 Reis 25.13–16, 2 Reis 25.17, 2 Reis 25.18–20, 2 Reis 25.21, 2 Reis 25.22, 2 Reis 25.22–30, 2 Reis 25.23–24, 2 Reis 25.25, 2 Reis 25.26, 2 Reis 25.27–30</w:t>
       </w:r>
       <w:r>
         <w:rPr>

--- a/por/docx/12.content.docx
+++ b/por/docx/12.content.docx
@@ -150,19 +150,6 @@
           <w:lang w:val="pt_PT" w:bidi="pt_PT"/>
         </w:rPr>
         <w:t>2KI</w:t>
-      </w:r>
-      <w:r>
-        <w:rPr>
-          <w:lang w:val="pt_PT" w:bidi="pt_PT"/>
-        </w:rPr>
-      </w:r>
-    </w:p>
-    <w:p>
-      <w:pPr/>
-      <w:r>
-        <w:rPr>
-          <w:lang w:val="pt_PT" w:bidi="pt_PT"/>
-        </w:rPr>
       </w:r>
       <w:r>
         <w:rPr>

--- a/por/docx/12.content.docx
+++ b/por/docx/12.content.docx
@@ -19,7 +19,7 @@
         <w:rPr>
           <w:lang w:val="pt_PT" w:bidi="pt_PT"/>
         </w:rPr>
-        <w:t>Resource: Notas de Estudo (Tyndale)</w:t>
+        <w:t>Resource: Tyndale Open Study Notes</w:t>
       </w:r>
       <w:r>
         <w:rPr>
@@ -112,7 +112,7 @@
         <w:rPr>
           <w:lang w:val="pt_PT" w:bidi="pt_PT"/>
         </w:rPr>
-        <w:t>Notas de Estudo (Tyndale)</w:t>
+        <w:t>Tyndale Open Study Notes</w:t>
       </w:r>
     </w:p>
     <w:p>

--- a/por/docx/12.content.docx
+++ b/por/docx/12.content.docx
@@ -19,7 +19,7 @@
         <w:rPr>
           <w:lang w:val="pt_PT" w:bidi="pt_PT"/>
         </w:rPr>
-        <w:t>Resource: Tyndale Open Study Notes</w:t>
+        <w:t>Resource: Aquifer Open Study Notes</w:t>
       </w:r>
       <w:r>
         <w:rPr>
@@ -112,7 +112,7 @@
         <w:rPr>
           <w:lang w:val="pt_PT" w:bidi="pt_PT"/>
         </w:rPr>
-        <w:t>Tyndale Open Study Notes</w:t>
+        <w:t>Aquifer Open Study Notes</w:t>
       </w:r>
     </w:p>
     <w:p>
